--- a/chapters/exploratory-descriptive-handout.docx
+++ b/chapters/exploratory-descriptive-handout.docx
@@ -3120,12 +3120,25 @@
                     </m:r>
                   </m:e>
                 </m:acc>
-                <m:r>
-                  <m:rPr>
-                    <m:sty m:val="p"/>
-                  </m:rPr>
-                  <m:t>=</m:t>
-                </m:r>
+                <m:limUpp>
+                  <m:e>
+                    <m:r>
+                      <m:rPr>
+                        <m:sty m:val="p"/>
+                      </m:rPr>
+                      <m:t>=</m:t>
+                    </m:r>
+                  </m:e>
+                  <m:lim>
+                    <m:r>
+                      <m:rPr>
+                        <m:nor/>
+                        <m:sty m:val="p"/>
+                      </m:rPr>
+                      <m:t>def</m:t>
+                    </m:r>
+                  </m:lim>
+                </m:limUpp>
                 <m:f>
                   <m:fPr>
                     <m:type m:val="bar"/>
@@ -3388,12 +3401,25 @@
                     </m:r>
                   </m:sup>
                 </m:sSup>
-                <m:r>
-                  <m:rPr>
-                    <m:sty m:val="p"/>
-                  </m:rPr>
-                  <m:t>=</m:t>
-                </m:r>
+                <m:limUpp>
+                  <m:e>
+                    <m:r>
+                      <m:rPr>
+                        <m:sty m:val="p"/>
+                      </m:rPr>
+                      <m:t>=</m:t>
+                    </m:r>
+                  </m:e>
+                  <m:lim>
+                    <m:r>
+                      <m:rPr>
+                        <m:nor/>
+                        <m:sty m:val="p"/>
+                      </m:rPr>
+                      <m:t>def</m:t>
+                    </m:r>
+                  </m:lim>
+                </m:limUpp>
                 <m:f>
                   <m:fPr>
                     <m:type m:val="bar"/>
@@ -3591,12 +3617,25 @@
                 <m:r>
                   <m:t>s</m:t>
                 </m:r>
-                <m:r>
-                  <m:rPr>
-                    <m:sty m:val="p"/>
-                  </m:rPr>
-                  <m:t>=</m:t>
-                </m:r>
+                <m:limUpp>
+                  <m:e>
+                    <m:r>
+                      <m:rPr>
+                        <m:sty m:val="p"/>
+                      </m:rPr>
+                      <m:t>=</m:t>
+                    </m:r>
+                  </m:e>
+                  <m:lim>
+                    <m:r>
+                      <m:rPr>
+                        <m:nor/>
+                        <m:sty m:val="p"/>
+                      </m:rPr>
+                      <m:t>def</m:t>
+                    </m:r>
+                  </m:lim>
+                </m:limUpp>
                 <m:rad>
                   <m:radPr>
                     <m:degHide m:val="on"/>
@@ -4011,12 +4050,25 @@
                   </m:rPr>
                   <m:t>IQR</m:t>
                 </m:r>
-                <m:r>
-                  <m:rPr>
-                    <m:sty m:val="p"/>
-                  </m:rPr>
-                  <m:t>=</m:t>
-                </m:r>
+                <m:limUpp>
+                  <m:e>
+                    <m:r>
+                      <m:rPr>
+                        <m:sty m:val="p"/>
+                      </m:rPr>
+                      <m:t>=</m:t>
+                    </m:r>
+                  </m:e>
+                  <m:lim>
+                    <m:r>
+                      <m:rPr>
+                        <m:nor/>
+                        <m:sty m:val="p"/>
+                      </m:rPr>
+                      <m:t>def</m:t>
+                    </m:r>
+                  </m:lim>
+                </m:limUpp>
                 <m:sSub>
                   <m:e>
                     <m:r>
@@ -8372,12 +8424,25 @@
                 <m:r>
                   <m:t>r</m:t>
                 </m:r>
-                <m:r>
-                  <m:rPr>
-                    <m:sty m:val="p"/>
-                  </m:rPr>
-                  <m:t>=</m:t>
-                </m:r>
+                <m:limUpp>
+                  <m:e>
+                    <m:r>
+                      <m:rPr>
+                        <m:sty m:val="p"/>
+                      </m:rPr>
+                      <m:t>=</m:t>
+                    </m:r>
+                  </m:e>
+                  <m:lim>
+                    <m:r>
+                      <m:rPr>
+                        <m:nor/>
+                        <m:sty m:val="p"/>
+                      </m:rPr>
+                      <m:t>def</m:t>
+                    </m:r>
+                  </m:lim>
+                </m:limUpp>
                 <m:f>
                   <m:fPr>
                     <m:type m:val="bar"/>
